--- a/templates/openagreements-cc-by-4.0/openagreements-due-diligence-request-list/template.fill.docx
+++ b/templates/openagreements-cc-by-4.0/openagreements-due-diligence-request-list/template.fill.docx
@@ -711,10 +711,10 @@
           <w:b/>
           <w:bCs/>
         </w:rPr>
-        <w:t xml:space="preserve">Iteration.</w:t>
-      </w:r>
-      <w:r>
-        <w:t xml:space="preserve"> This is the first round of an iterative production project. Follow-up rounds typically run 5–7 business days after each prior production. Substantive completion typically requires 2–3 rounds.</w:t>
+        <w:t xml:space="preserve">Supplemental requests.</w:t>
+      </w:r>
+      <w:r>
+        <w:t xml:space="preserve"> The requesting party may issue supplemental requests after reviewing each production.</w:t>
       </w:r>
     </w:p>
     <w:p>
@@ -851,7 +851,7 @@
         <w:spacing w:before="0" w:after="120" w:line="340" w:lineRule="auto"/>
       </w:pPr>
       <w:r>
-        <w:t xml:space="preserve">A.7 Beneficial Ownership Information (BOI) reports filed pursuant to the Corporate Transparency Act, and any updates, if applicable. Note: FinCEN's March 26, 2025 interim final rule exempts U.S.-formed entities and U.S. persons; only foreign reporting companies remain subject.</w:t>
+        <w:t xml:space="preserve">A.7 Any Beneficial Ownership Information reports and updates required to be filed by the target.</w:t>
       </w:r>
     </w:p>
     <w:p>
@@ -1125,17 +1125,7 @@
         <w:spacing w:before="0" w:after="120" w:line="340" w:lineRule="auto"/>
       </w:pPr>
       <w:r>
-        <w:t xml:space="preserve">D.6 Sales-and-use tax economic-nexus analysis under </w:t>
-      </w:r>
-      <w:r>
-        <w:rPr>
-          <w:i/>
-          <w:iCs/>
-        </w:rPr>
-        <w:t xml:space="preserve">Wayfair</w:t>
-      </w:r>
-      <w:r>
-        <w:t xml:space="preserve">, including registration status by state.</w:t>
+        <w:t xml:space="preserve">D.6 Sales-and-use tax economic-nexus analysis, including registration status by state.</w:t>
       </w:r>
     </w:p>
     <w:p>
@@ -2777,7 +2767,7 @@
         <w:spacing w:before="0" w:after="120" w:line="340" w:lineRule="auto"/>
       </w:pPr>
       <w:r>
-        <w:t xml:space="preserve">S.4 AML / KYC program documentation (where applicable to the target's industry), including written policies and procedures, training records, regulator examination findings, and non-privileged audit/correspondence files. Do not produce any SARs or materials that would reveal a SAR's existence — FinCEN's SAR confidentiality rules bar disclosure to counterparties under whichever subpart applies to the target's institution type (e.g., 31 CFR 1020.320(e) for banks; 1023.320(e) for broker-dealers; 1022.320(e) for MSBs; 1021.320(e) for casinos; 1024.320(e) for mutual funds; 1025.320(e) for insurance companies; 1029.320(e) for loan/finance companies).</w:t>
+        <w:t xml:space="preserve">S.4 AML / KYC program documentation (where applicable to the target's industry), including written policies and procedures, training records, regulator examination findings, and non-privileged audit/correspondence files. Do not produce any suspicious activity report or material revealing that such a report exists.</w:t>
       </w:r>
     </w:p>
     <w:p>

--- a/templates/openagreements-cc-by-4.0/openagreements-due-diligence-request-list/template.fill.docx
+++ b/templates/openagreements-cc-by-4.0/openagreements-due-diligence-request-list/template.fill.docx
@@ -3105,113 +3105,53 @@
 
 <file path=word/header1.xml><?xml version="1.0" encoding="utf-8"?>
 <w:hdr xmlns:w="http://schemas.openxmlformats.org/wordprocessingml/2006/main" xmlns:r="http://schemas.openxmlformats.org/officeDocument/2006/relationships">
-  <w:tbl>
-    <w:tblPr>
-      <w:tblW w:w="10080" w:type="dxa"/>
-      <w:tblBorders>
-        <w:top w:val="none" w:sz="0" w:space="0" w:color="auto"/>
-        <w:left w:val="none" w:sz="0" w:space="0" w:color="auto"/>
+  <w:p>
+    <w:pPr>
+      <w:pBdr>
         <w:bottom w:val="single" w:sz="8" w:space="0" w:color="107087"/>
-        <w:right w:val="none" w:sz="0" w:space="0" w:color="auto"/>
-        <w:insideH w:val="none" w:sz="0" w:space="0" w:color="auto"/>
-        <w:insideV w:val="none" w:sz="0" w:space="0" w:color="auto"/>
-      </w:tblBorders>
-      <w:tblLayout w:type="fixed"/>
-    </w:tblPr>
-    <w:tblGrid>
-      <w:gridCol w:w="10080"/>
-    </w:tblGrid>
-    <w:tr>
-      <w:tc>
-        <w:tcPr>
-          <w:tcW w:w="10080" w:type="dxa"/>
-          <w:tcBorders>
-            <w:bottom w:val="single" w:sz="8" w:space="0" w:color="107087"/>
-          </w:tcBorders>
-          <w:tcMar>
-            <w:top w:w="0" w:type="dxa"/>
-            <w:left w:w="0" w:type="dxa"/>
-            <w:bottom w:w="40" w:type="dxa"/>
-            <w:right w:w="0" w:type="dxa"/>
-          </w:tcMar>
-        </w:tcPr>
-        <w:p>
-          <w:pPr>
-            <w:spacing w:after="0"/>
-            <w:jc w:val="right"/>
-          </w:pPr>
-          <w:r>
-            <w:rPr>
-              <w:rFonts w:ascii="Arial" w:hAnsi="Arial" w:cs="Arial"/>
-              <w:b/>
-              <w:bCs/>
-              <w:caps/>
-              <w:color w:val="107087"/>
-              <w:sz w:val="18"/>
-              <w:szCs w:val="18"/>
-            </w:rPr>
-            <w:t xml:space="preserve">Cover Sheet</w:t>
-          </w:r>
-        </w:p>
-      </w:tc>
-    </w:tr>
-  </w:tbl>
+      </w:pBdr>
+      <w:spacing w:after="0"/>
+      <w:jc w:val="right"/>
+    </w:pPr>
+    <w:r>
+      <w:rPr>
+        <w:rFonts w:ascii="Arial" w:hAnsi="Arial" w:cs="Arial"/>
+        <w:b/>
+        <w:bCs/>
+        <w:caps/>
+        <w:color w:val="107087"/>
+        <w:sz w:val="18"/>
+        <w:szCs w:val="18"/>
+      </w:rPr>
+      <w:t xml:space="preserve">Cover Sheet</w:t>
+    </w:r>
+  </w:p>
 </w:hdr>
 </file>
 
 <file path=word/header2.xml><?xml version="1.0" encoding="utf-8"?>
 <w:hdr xmlns:w="http://schemas.openxmlformats.org/wordprocessingml/2006/main" xmlns:r="http://schemas.openxmlformats.org/officeDocument/2006/relationships">
-  <w:tbl>
-    <w:tblPr>
-      <w:tblW w:w="10080" w:type="dxa"/>
-      <w:tblBorders>
-        <w:top w:val="none" w:sz="0" w:space="0" w:color="auto"/>
-        <w:left w:val="none" w:sz="0" w:space="0" w:color="auto"/>
+  <w:p>
+    <w:pPr>
+      <w:pBdr>
         <w:bottom w:val="single" w:sz="8" w:space="0" w:color="107087"/>
-        <w:right w:val="none" w:sz="0" w:space="0" w:color="auto"/>
-        <w:insideH w:val="none" w:sz="0" w:space="0" w:color="auto"/>
-        <w:insideV w:val="none" w:sz="0" w:space="0" w:color="auto"/>
-      </w:tblBorders>
-      <w:tblLayout w:type="fixed"/>
-    </w:tblPr>
-    <w:tblGrid>
-      <w:gridCol w:w="10080"/>
-    </w:tblGrid>
-    <w:tr>
-      <w:tc>
-        <w:tcPr>
-          <w:tcW w:w="10080" w:type="dxa"/>
-          <w:tcBorders>
-            <w:bottom w:val="single" w:sz="8" w:space="0" w:color="107087"/>
-          </w:tcBorders>
-          <w:tcMar>
-            <w:top w:w="0" w:type="dxa"/>
-            <w:left w:w="0" w:type="dxa"/>
-            <w:bottom w:w="40" w:type="dxa"/>
-            <w:right w:w="0" w:type="dxa"/>
-          </w:tcMar>
-        </w:tcPr>
-        <w:p>
-          <w:pPr>
-            <w:spacing w:after="0"/>
-            <w:jc w:val="right"/>
-          </w:pPr>
-          <w:r>
-            <w:rPr>
-              <w:rFonts w:ascii="Arial" w:hAnsi="Arial" w:cs="Arial"/>
-              <w:b/>
-              <w:bCs/>
-              <w:caps/>
-              <w:color w:val="107087"/>
-              <w:sz w:val="18"/>
-              <w:szCs w:val="18"/>
-            </w:rPr>
-            <w:t xml:space="preserve">Due Diligence Request List</w:t>
-          </w:r>
-        </w:p>
-      </w:tc>
-    </w:tr>
-  </w:tbl>
+      </w:pBdr>
+      <w:spacing w:after="0"/>
+      <w:jc w:val="right"/>
+    </w:pPr>
+    <w:r>
+      <w:rPr>
+        <w:rFonts w:ascii="Arial" w:hAnsi="Arial" w:cs="Arial"/>
+        <w:b/>
+        <w:bCs/>
+        <w:caps/>
+        <w:color w:val="107087"/>
+        <w:sz w:val="18"/>
+        <w:szCs w:val="18"/>
+      </w:rPr>
+      <w:t xml:space="preserve">Due Diligence Request List</w:t>
+    </w:r>
+  </w:p>
 </w:hdr>
 </file>
 
